--- a/src/Tests/Inputs/word/border_style_variants/input.docx
+++ b/src/Tests/Inputs/word/border_style_variants/input.docx
@@ -99,16 +99,16 @@
           <w:b/>
           <w:sz w:val="24"/>
         </w:rPr>
-        <w:t xml:space="preserve">2. Every ST_Border line style - paragraph borders (w:pBdr, sz 6)</w:t>
-      </w:r>
-    </w:p>
-    <w:p>
-      <w:pPr>
-        <w:pBdr>
-          <w:top w:val="nil" w:color="808080" w:sz="6" w:space="1"/>
-          <w:left w:val="nil" w:color="808080" w:sz="6" w:space="1"/>
-          <w:bottom w:val="nil" w:color="808080" w:sz="6" w:space="1"/>
-          <w:right w:val="nil" w:color="808080" w:sz="6" w:space="1"/>
+        <w:t xml:space="preserve">2. Every ST_Border line style - paragraph borders (w:pBdr, sz 24 = 3pt)</w:t>
+      </w:r>
+    </w:p>
+    <w:p>
+      <w:pPr>
+        <w:pBdr>
+          <w:top w:val="nil" w:color="808080" w:sz="24" w:space="4"/>
+          <w:left w:val="nil" w:color="808080" w:sz="24" w:space="4"/>
+          <w:bottom w:val="nil" w:color="808080" w:sz="24" w:space="4"/>
+          <w:right w:val="nil" w:color="808080" w:sz="24" w:space="4"/>
         </w:pBdr>
       </w:pPr>
       <w:r>
@@ -122,10 +122,10 @@
     <w:p>
       <w:pPr>
         <w:pBdr>
-          <w:top w:val="none" w:color="808080" w:sz="6" w:space="1"/>
-          <w:left w:val="none" w:color="808080" w:sz="6" w:space="1"/>
-          <w:bottom w:val="none" w:color="808080" w:sz="6" w:space="1"/>
-          <w:right w:val="none" w:color="808080" w:sz="6" w:space="1"/>
+          <w:top w:val="none" w:color="808080" w:sz="24" w:space="4"/>
+          <w:left w:val="none" w:color="808080" w:sz="24" w:space="4"/>
+          <w:bottom w:val="none" w:color="808080" w:sz="24" w:space="4"/>
+          <w:right w:val="none" w:color="808080" w:sz="24" w:space="4"/>
         </w:pBdr>
       </w:pPr>
       <w:r>
@@ -139,10 +139,10 @@
     <w:p>
       <w:pPr>
         <w:pBdr>
-          <w:top w:val="single" w:color="808080" w:sz="6" w:space="1"/>
-          <w:left w:val="single" w:color="808080" w:sz="6" w:space="1"/>
-          <w:bottom w:val="single" w:color="808080" w:sz="6" w:space="1"/>
-          <w:right w:val="single" w:color="808080" w:sz="6" w:space="1"/>
+          <w:top w:val="single" w:color="808080" w:sz="24" w:space="4"/>
+          <w:left w:val="single" w:color="808080" w:sz="24" w:space="4"/>
+          <w:bottom w:val="single" w:color="808080" w:sz="24" w:space="4"/>
+          <w:right w:val="single" w:color="808080" w:sz="24" w:space="4"/>
         </w:pBdr>
       </w:pPr>
       <w:r>
@@ -156,10 +156,10 @@
     <w:p>
       <w:pPr>
         <w:pBdr>
-          <w:top w:val="thick" w:color="808080" w:sz="6" w:space="1"/>
-          <w:left w:val="thick" w:color="808080" w:sz="6" w:space="1"/>
-          <w:bottom w:val="thick" w:color="808080" w:sz="6" w:space="1"/>
-          <w:right w:val="thick" w:color="808080" w:sz="6" w:space="1"/>
+          <w:top w:val="thick" w:color="808080" w:sz="24" w:space="4"/>
+          <w:left w:val="thick" w:color="808080" w:sz="24" w:space="4"/>
+          <w:bottom w:val="thick" w:color="808080" w:sz="24" w:space="4"/>
+          <w:right w:val="thick" w:color="808080" w:sz="24" w:space="4"/>
         </w:pBdr>
       </w:pPr>
       <w:r>
@@ -173,10 +173,10 @@
     <w:p>
       <w:pPr>
         <w:pBdr>
-          <w:top w:val="double" w:color="808080" w:sz="6" w:space="1"/>
-          <w:left w:val="double" w:color="808080" w:sz="6" w:space="1"/>
-          <w:bottom w:val="double" w:color="808080" w:sz="6" w:space="1"/>
-          <w:right w:val="double" w:color="808080" w:sz="6" w:space="1"/>
+          <w:top w:val="double" w:color="808080" w:sz="24" w:space="4"/>
+          <w:left w:val="double" w:color="808080" w:sz="24" w:space="4"/>
+          <w:bottom w:val="double" w:color="808080" w:sz="24" w:space="4"/>
+          <w:right w:val="double" w:color="808080" w:sz="24" w:space="4"/>
         </w:pBdr>
       </w:pPr>
       <w:r>
@@ -190,10 +190,10 @@
     <w:p>
       <w:pPr>
         <w:pBdr>
-          <w:top w:val="dotted" w:color="808080" w:sz="6" w:space="1"/>
-          <w:left w:val="dotted" w:color="808080" w:sz="6" w:space="1"/>
-          <w:bottom w:val="dotted" w:color="808080" w:sz="6" w:space="1"/>
-          <w:right w:val="dotted" w:color="808080" w:sz="6" w:space="1"/>
+          <w:top w:val="dotted" w:color="808080" w:sz="24" w:space="4"/>
+          <w:left w:val="dotted" w:color="808080" w:sz="24" w:space="4"/>
+          <w:bottom w:val="dotted" w:color="808080" w:sz="24" w:space="4"/>
+          <w:right w:val="dotted" w:color="808080" w:sz="24" w:space="4"/>
         </w:pBdr>
       </w:pPr>
       <w:r>
@@ -207,10 +207,10 @@
     <w:p>
       <w:pPr>
         <w:pBdr>
-          <w:top w:val="dashed" w:color="808080" w:sz="6" w:space="1"/>
-          <w:left w:val="dashed" w:color="808080" w:sz="6" w:space="1"/>
-          <w:bottom w:val="dashed" w:color="808080" w:sz="6" w:space="1"/>
-          <w:right w:val="dashed" w:color="808080" w:sz="6" w:space="1"/>
+          <w:top w:val="dashed" w:color="808080" w:sz="24" w:space="4"/>
+          <w:left w:val="dashed" w:color="808080" w:sz="24" w:space="4"/>
+          <w:bottom w:val="dashed" w:color="808080" w:sz="24" w:space="4"/>
+          <w:right w:val="dashed" w:color="808080" w:sz="24" w:space="4"/>
         </w:pBdr>
       </w:pPr>
       <w:r>
@@ -224,10 +224,10 @@
     <w:p>
       <w:pPr>
         <w:pBdr>
-          <w:top w:val="dotDash" w:color="808080" w:sz="6" w:space="1"/>
-          <w:left w:val="dotDash" w:color="808080" w:sz="6" w:space="1"/>
-          <w:bottom w:val="dotDash" w:color="808080" w:sz="6" w:space="1"/>
-          <w:right w:val="dotDash" w:color="808080" w:sz="6" w:space="1"/>
+          <w:top w:val="dotDash" w:color="808080" w:sz="24" w:space="4"/>
+          <w:left w:val="dotDash" w:color="808080" w:sz="24" w:space="4"/>
+          <w:bottom w:val="dotDash" w:color="808080" w:sz="24" w:space="4"/>
+          <w:right w:val="dotDash" w:color="808080" w:sz="24" w:space="4"/>
         </w:pBdr>
       </w:pPr>
       <w:r>
@@ -241,10 +241,10 @@
     <w:p>
       <w:pPr>
         <w:pBdr>
-          <w:top w:val="dotDotDash" w:color="808080" w:sz="6" w:space="1"/>
-          <w:left w:val="dotDotDash" w:color="808080" w:sz="6" w:space="1"/>
-          <w:bottom w:val="dotDotDash" w:color="808080" w:sz="6" w:space="1"/>
-          <w:right w:val="dotDotDash" w:color="808080" w:sz="6" w:space="1"/>
+          <w:top w:val="dotDotDash" w:color="808080" w:sz="24" w:space="4"/>
+          <w:left w:val="dotDotDash" w:color="808080" w:sz="24" w:space="4"/>
+          <w:bottom w:val="dotDotDash" w:color="808080" w:sz="24" w:space="4"/>
+          <w:right w:val="dotDotDash" w:color="808080" w:sz="24" w:space="4"/>
         </w:pBdr>
       </w:pPr>
       <w:r>
@@ -258,10 +258,10 @@
     <w:p>
       <w:pPr>
         <w:pBdr>
-          <w:top w:val="triple" w:color="808080" w:sz="6" w:space="1"/>
-          <w:left w:val="triple" w:color="808080" w:sz="6" w:space="1"/>
-          <w:bottom w:val="triple" w:color="808080" w:sz="6" w:space="1"/>
-          <w:right w:val="triple" w:color="808080" w:sz="6" w:space="1"/>
+          <w:top w:val="triple" w:color="808080" w:sz="24" w:space="4"/>
+          <w:left w:val="triple" w:color="808080" w:sz="24" w:space="4"/>
+          <w:bottom w:val="triple" w:color="808080" w:sz="24" w:space="4"/>
+          <w:right w:val="triple" w:color="808080" w:sz="24" w:space="4"/>
         </w:pBdr>
       </w:pPr>
       <w:r>
@@ -275,10 +275,10 @@
     <w:p>
       <w:pPr>
         <w:pBdr>
-          <w:top w:val="thinThickSmallGap" w:color="808080" w:sz="6" w:space="1"/>
-          <w:left w:val="thinThickSmallGap" w:color="808080" w:sz="6" w:space="1"/>
-          <w:bottom w:val="thinThickSmallGap" w:color="808080" w:sz="6" w:space="1"/>
-          <w:right w:val="thinThickSmallGap" w:color="808080" w:sz="6" w:space="1"/>
+          <w:top w:val="thinThickSmallGap" w:color="808080" w:sz="24" w:space="4"/>
+          <w:left w:val="thinThickSmallGap" w:color="808080" w:sz="24" w:space="4"/>
+          <w:bottom w:val="thinThickSmallGap" w:color="808080" w:sz="24" w:space="4"/>
+          <w:right w:val="thinThickSmallGap" w:color="808080" w:sz="24" w:space="4"/>
         </w:pBdr>
       </w:pPr>
       <w:r>
@@ -292,10 +292,10 @@
     <w:p>
       <w:pPr>
         <w:pBdr>
-          <w:top w:val="thickThinSmallGap" w:color="808080" w:sz="6" w:space="1"/>
-          <w:left w:val="thickThinSmallGap" w:color="808080" w:sz="6" w:space="1"/>
-          <w:bottom w:val="thickThinSmallGap" w:color="808080" w:sz="6" w:space="1"/>
-          <w:right w:val="thickThinSmallGap" w:color="808080" w:sz="6" w:space="1"/>
+          <w:top w:val="thickThinSmallGap" w:color="808080" w:sz="24" w:space="4"/>
+          <w:left w:val="thickThinSmallGap" w:color="808080" w:sz="24" w:space="4"/>
+          <w:bottom w:val="thickThinSmallGap" w:color="808080" w:sz="24" w:space="4"/>
+          <w:right w:val="thickThinSmallGap" w:color="808080" w:sz="24" w:space="4"/>
         </w:pBdr>
       </w:pPr>
       <w:r>
@@ -309,10 +309,10 @@
     <w:p>
       <w:pPr>
         <w:pBdr>
-          <w:top w:val="thinThickThinSmallGap" w:color="808080" w:sz="6" w:space="1"/>
-          <w:left w:val="thinThickThinSmallGap" w:color="808080" w:sz="6" w:space="1"/>
-          <w:bottom w:val="thinThickThinSmallGap" w:color="808080" w:sz="6" w:space="1"/>
-          <w:right w:val="thinThickThinSmallGap" w:color="808080" w:sz="6" w:space="1"/>
+          <w:top w:val="thinThickThinSmallGap" w:color="808080" w:sz="24" w:space="4"/>
+          <w:left w:val="thinThickThinSmallGap" w:color="808080" w:sz="24" w:space="4"/>
+          <w:bottom w:val="thinThickThinSmallGap" w:color="808080" w:sz="24" w:space="4"/>
+          <w:right w:val="thinThickThinSmallGap" w:color="808080" w:sz="24" w:space="4"/>
         </w:pBdr>
       </w:pPr>
       <w:r>
@@ -326,10 +326,10 @@
     <w:p>
       <w:pPr>
         <w:pBdr>
-          <w:top w:val="thinThickMediumGap" w:color="808080" w:sz="6" w:space="1"/>
-          <w:left w:val="thinThickMediumGap" w:color="808080" w:sz="6" w:space="1"/>
-          <w:bottom w:val="thinThickMediumGap" w:color="808080" w:sz="6" w:space="1"/>
-          <w:right w:val="thinThickMediumGap" w:color="808080" w:sz="6" w:space="1"/>
+          <w:top w:val="thinThickMediumGap" w:color="808080" w:sz="24" w:space="4"/>
+          <w:left w:val="thinThickMediumGap" w:color="808080" w:sz="24" w:space="4"/>
+          <w:bottom w:val="thinThickMediumGap" w:color="808080" w:sz="24" w:space="4"/>
+          <w:right w:val="thinThickMediumGap" w:color="808080" w:sz="24" w:space="4"/>
         </w:pBdr>
       </w:pPr>
       <w:r>
@@ -343,10 +343,10 @@
     <w:p>
       <w:pPr>
         <w:pBdr>
-          <w:top w:val="thickThinMediumGap" w:color="808080" w:sz="6" w:space="1"/>
-          <w:left w:val="thickThinMediumGap" w:color="808080" w:sz="6" w:space="1"/>
-          <w:bottom w:val="thickThinMediumGap" w:color="808080" w:sz="6" w:space="1"/>
-          <w:right w:val="thickThinMediumGap" w:color="808080" w:sz="6" w:space="1"/>
+          <w:top w:val="thickThinMediumGap" w:color="808080" w:sz="24" w:space="4"/>
+          <w:left w:val="thickThinMediumGap" w:color="808080" w:sz="24" w:space="4"/>
+          <w:bottom w:val="thickThinMediumGap" w:color="808080" w:sz="24" w:space="4"/>
+          <w:right w:val="thickThinMediumGap" w:color="808080" w:sz="24" w:space="4"/>
         </w:pBdr>
       </w:pPr>
       <w:r>
@@ -360,10 +360,10 @@
     <w:p>
       <w:pPr>
         <w:pBdr>
-          <w:top w:val="thinThickThinMediumGap" w:color="808080" w:sz="6" w:space="1"/>
-          <w:left w:val="thinThickThinMediumGap" w:color="808080" w:sz="6" w:space="1"/>
-          <w:bottom w:val="thinThickThinMediumGap" w:color="808080" w:sz="6" w:space="1"/>
-          <w:right w:val="thinThickThinMediumGap" w:color="808080" w:sz="6" w:space="1"/>
+          <w:top w:val="thinThickThinMediumGap" w:color="808080" w:sz="24" w:space="4"/>
+          <w:left w:val="thinThickThinMediumGap" w:color="808080" w:sz="24" w:space="4"/>
+          <w:bottom w:val="thinThickThinMediumGap" w:color="808080" w:sz="24" w:space="4"/>
+          <w:right w:val="thinThickThinMediumGap" w:color="808080" w:sz="24" w:space="4"/>
         </w:pBdr>
       </w:pPr>
       <w:r>
@@ -377,10 +377,10 @@
     <w:p>
       <w:pPr>
         <w:pBdr>
-          <w:top w:val="thinThickLargeGap" w:color="808080" w:sz="6" w:space="1"/>
-          <w:left w:val="thinThickLargeGap" w:color="808080" w:sz="6" w:space="1"/>
-          <w:bottom w:val="thinThickLargeGap" w:color="808080" w:sz="6" w:space="1"/>
-          <w:right w:val="thinThickLargeGap" w:color="808080" w:sz="6" w:space="1"/>
+          <w:top w:val="thinThickLargeGap" w:color="808080" w:sz="24" w:space="4"/>
+          <w:left w:val="thinThickLargeGap" w:color="808080" w:sz="24" w:space="4"/>
+          <w:bottom w:val="thinThickLargeGap" w:color="808080" w:sz="24" w:space="4"/>
+          <w:right w:val="thinThickLargeGap" w:color="808080" w:sz="24" w:space="4"/>
         </w:pBdr>
       </w:pPr>
       <w:r>
@@ -394,10 +394,10 @@
     <w:p>
       <w:pPr>
         <w:pBdr>
-          <w:top w:val="thickThinLargeGap" w:color="808080" w:sz="6" w:space="1"/>
-          <w:left w:val="thickThinLargeGap" w:color="808080" w:sz="6" w:space="1"/>
-          <w:bottom w:val="thickThinLargeGap" w:color="808080" w:sz="6" w:space="1"/>
-          <w:right w:val="thickThinLargeGap" w:color="808080" w:sz="6" w:space="1"/>
+          <w:top w:val="thickThinLargeGap" w:color="808080" w:sz="24" w:space="4"/>
+          <w:left w:val="thickThinLargeGap" w:color="808080" w:sz="24" w:space="4"/>
+          <w:bottom w:val="thickThinLargeGap" w:color="808080" w:sz="24" w:space="4"/>
+          <w:right w:val="thickThinLargeGap" w:color="808080" w:sz="24" w:space="4"/>
         </w:pBdr>
       </w:pPr>
       <w:r>
@@ -411,10 +411,10 @@
     <w:p>
       <w:pPr>
         <w:pBdr>
-          <w:top w:val="thinThickThinLargeGap" w:color="808080" w:sz="6" w:space="1"/>
-          <w:left w:val="thinThickThinLargeGap" w:color="808080" w:sz="6" w:space="1"/>
-          <w:bottom w:val="thinThickThinLargeGap" w:color="808080" w:sz="6" w:space="1"/>
-          <w:right w:val="thinThickThinLargeGap" w:color="808080" w:sz="6" w:space="1"/>
+          <w:top w:val="thinThickThinLargeGap" w:color="808080" w:sz="24" w:space="4"/>
+          <w:left w:val="thinThickThinLargeGap" w:color="808080" w:sz="24" w:space="4"/>
+          <w:bottom w:val="thinThickThinLargeGap" w:color="808080" w:sz="24" w:space="4"/>
+          <w:right w:val="thinThickThinLargeGap" w:color="808080" w:sz="24" w:space="4"/>
         </w:pBdr>
       </w:pPr>
       <w:r>
@@ -428,10 +428,10 @@
     <w:p>
       <w:pPr>
         <w:pBdr>
-          <w:top w:val="wave" w:color="808080" w:sz="6" w:space="1"/>
-          <w:left w:val="wave" w:color="808080" w:sz="6" w:space="1"/>
-          <w:bottom w:val="wave" w:color="808080" w:sz="6" w:space="1"/>
-          <w:right w:val="wave" w:color="808080" w:sz="6" w:space="1"/>
+          <w:top w:val="wave" w:color="808080" w:sz="24" w:space="4"/>
+          <w:left w:val="wave" w:color="808080" w:sz="24" w:space="4"/>
+          <w:bottom w:val="wave" w:color="808080" w:sz="24" w:space="4"/>
+          <w:right w:val="wave" w:color="808080" w:sz="24" w:space="4"/>
         </w:pBdr>
       </w:pPr>
       <w:r>
@@ -445,10 +445,10 @@
     <w:p>
       <w:pPr>
         <w:pBdr>
-          <w:top w:val="doubleWave" w:color="808080" w:sz="6" w:space="1"/>
-          <w:left w:val="doubleWave" w:color="808080" w:sz="6" w:space="1"/>
-          <w:bottom w:val="doubleWave" w:color="808080" w:sz="6" w:space="1"/>
-          <w:right w:val="doubleWave" w:color="808080" w:sz="6" w:space="1"/>
+          <w:top w:val="doubleWave" w:color="808080" w:sz="24" w:space="4"/>
+          <w:left w:val="doubleWave" w:color="808080" w:sz="24" w:space="4"/>
+          <w:bottom w:val="doubleWave" w:color="808080" w:sz="24" w:space="4"/>
+          <w:right w:val="doubleWave" w:color="808080" w:sz="24" w:space="4"/>
         </w:pBdr>
       </w:pPr>
       <w:r>
@@ -462,10 +462,10 @@
     <w:p>
       <w:pPr>
         <w:pBdr>
-          <w:top w:val="dashSmallGap" w:color="808080" w:sz="6" w:space="1"/>
-          <w:left w:val="dashSmallGap" w:color="808080" w:sz="6" w:space="1"/>
-          <w:bottom w:val="dashSmallGap" w:color="808080" w:sz="6" w:space="1"/>
-          <w:right w:val="dashSmallGap" w:color="808080" w:sz="6" w:space="1"/>
+          <w:top w:val="dashSmallGap" w:color="808080" w:sz="24" w:space="4"/>
+          <w:left w:val="dashSmallGap" w:color="808080" w:sz="24" w:space="4"/>
+          <w:bottom w:val="dashSmallGap" w:color="808080" w:sz="24" w:space="4"/>
+          <w:right w:val="dashSmallGap" w:color="808080" w:sz="24" w:space="4"/>
         </w:pBdr>
       </w:pPr>
       <w:r>
@@ -479,10 +479,10 @@
     <w:p>
       <w:pPr>
         <w:pBdr>
-          <w:top w:val="dashDotStroked" w:color="808080" w:sz="6" w:space="1"/>
-          <w:left w:val="dashDotStroked" w:color="808080" w:sz="6" w:space="1"/>
-          <w:bottom w:val="dashDotStroked" w:color="808080" w:sz="6" w:space="1"/>
-          <w:right w:val="dashDotStroked" w:color="808080" w:sz="6" w:space="1"/>
+          <w:top w:val="dashDotStroked" w:color="808080" w:sz="24" w:space="4"/>
+          <w:left w:val="dashDotStroked" w:color="808080" w:sz="24" w:space="4"/>
+          <w:bottom w:val="dashDotStroked" w:color="808080" w:sz="24" w:space="4"/>
+          <w:right w:val="dashDotStroked" w:color="808080" w:sz="24" w:space="4"/>
         </w:pBdr>
       </w:pPr>
       <w:r>
@@ -496,10 +496,10 @@
     <w:p>
       <w:pPr>
         <w:pBdr>
-          <w:top w:val="threeDEmboss" w:color="808080" w:sz="6" w:space="1"/>
-          <w:left w:val="threeDEmboss" w:color="808080" w:sz="6" w:space="1"/>
-          <w:bottom w:val="threeDEmboss" w:color="808080" w:sz="6" w:space="1"/>
-          <w:right w:val="threeDEmboss" w:color="808080" w:sz="6" w:space="1"/>
+          <w:top w:val="threeDEmboss" w:color="808080" w:sz="24" w:space="4"/>
+          <w:left w:val="threeDEmboss" w:color="808080" w:sz="24" w:space="4"/>
+          <w:bottom w:val="threeDEmboss" w:color="808080" w:sz="24" w:space="4"/>
+          <w:right w:val="threeDEmboss" w:color="808080" w:sz="24" w:space="4"/>
         </w:pBdr>
       </w:pPr>
       <w:r>
@@ -513,10 +513,10 @@
     <w:p>
       <w:pPr>
         <w:pBdr>
-          <w:top w:val="threeDEngrave" w:color="808080" w:sz="6" w:space="1"/>
-          <w:left w:val="threeDEngrave" w:color="808080" w:sz="6" w:space="1"/>
-          <w:bottom w:val="threeDEngrave" w:color="808080" w:sz="6" w:space="1"/>
-          <w:right w:val="threeDEngrave" w:color="808080" w:sz="6" w:space="1"/>
+          <w:top w:val="threeDEngrave" w:color="808080" w:sz="24" w:space="4"/>
+          <w:left w:val="threeDEngrave" w:color="808080" w:sz="24" w:space="4"/>
+          <w:bottom w:val="threeDEngrave" w:color="808080" w:sz="24" w:space="4"/>
+          <w:right w:val="threeDEngrave" w:color="808080" w:sz="24" w:space="4"/>
         </w:pBdr>
       </w:pPr>
       <w:r>
@@ -530,10 +530,10 @@
     <w:p>
       <w:pPr>
         <w:pBdr>
-          <w:top w:val="outset" w:color="808080" w:sz="6" w:space="1"/>
-          <w:left w:val="outset" w:color="808080" w:sz="6" w:space="1"/>
-          <w:bottom w:val="outset" w:color="808080" w:sz="6" w:space="1"/>
-          <w:right w:val="outset" w:color="808080" w:sz="6" w:space="1"/>
+          <w:top w:val="outset" w:color="808080" w:sz="24" w:space="4"/>
+          <w:left w:val="outset" w:color="808080" w:sz="24" w:space="4"/>
+          <w:bottom w:val="outset" w:color="808080" w:sz="24" w:space="4"/>
+          <w:right w:val="outset" w:color="808080" w:sz="24" w:space="4"/>
         </w:pBdr>
       </w:pPr>
       <w:r>
@@ -547,10 +547,10 @@
     <w:p>
       <w:pPr>
         <w:pBdr>
-          <w:top w:val="inset" w:color="808080" w:sz="6" w:space="1"/>
-          <w:left w:val="inset" w:color="808080" w:sz="6" w:space="1"/>
-          <w:bottom w:val="inset" w:color="808080" w:sz="6" w:space="1"/>
-          <w:right w:val="inset" w:color="808080" w:sz="6" w:space="1"/>
+          <w:top w:val="inset" w:color="808080" w:sz="24" w:space="4"/>
+          <w:left w:val="inset" w:color="808080" w:sz="24" w:space="4"/>
+          <w:bottom w:val="inset" w:color="808080" w:sz="24" w:space="4"/>
+          <w:right w:val="inset" w:color="808080" w:sz="24" w:space="4"/>
         </w:pBdr>
       </w:pPr>
       <w:r>
@@ -572,15 +572,15 @@
           <w:b/>
           <w:sz w:val="24"/>
         </w:rPr>
-        <w:t xml:space="preserve">3. Every ST_Border line style - run borders (w:bdr)</w:t>
-      </w:r>
-    </w:p>
-    <w:p>
-      <w:r>
-        <w:rPr>
-          <w:rFonts w:ascii="Calibri" w:hAnsi="Calibri"/>
-          <w:sz w:val="20"/>
-          <w:bdr w:val="nil" w:color="808080" w:sz="6" w:space="1"/>
+        <w:t xml:space="preserve">3. Every ST_Border line style - run borders (w:bdr, sz 18)</w:t>
+      </w:r>
+    </w:p>
+    <w:p>
+      <w:r>
+        <w:rPr>
+          <w:rFonts w:ascii="Calibri" w:hAnsi="Calibri"/>
+          <w:sz w:val="20"/>
+          <w:bdr w:val="nil" w:color="808080" w:sz="18" w:space="1"/>
         </w:rPr>
         <w:t xml:space="preserve"> nil </w:t>
       </w:r>
@@ -595,7 +595,7 @@
         <w:rPr>
           <w:rFonts w:ascii="Calibri" w:hAnsi="Calibri"/>
           <w:sz w:val="20"/>
-          <w:bdr w:val="none" w:color="808080" w:sz="6" w:space="1"/>
+          <w:bdr w:val="none" w:color="808080" w:sz="18" w:space="1"/>
         </w:rPr>
         <w:t xml:space="preserve"> none </w:t>
       </w:r>
@@ -610,7 +610,7 @@
         <w:rPr>
           <w:rFonts w:ascii="Calibri" w:hAnsi="Calibri"/>
           <w:sz w:val="20"/>
-          <w:bdr w:val="single" w:color="808080" w:sz="6" w:space="1"/>
+          <w:bdr w:val="single" w:color="808080" w:sz="18" w:space="1"/>
         </w:rPr>
         <w:t xml:space="preserve"> single </w:t>
       </w:r>
@@ -625,7 +625,7 @@
         <w:rPr>
           <w:rFonts w:ascii="Calibri" w:hAnsi="Calibri"/>
           <w:sz w:val="20"/>
-          <w:bdr w:val="thick" w:color="808080" w:sz="6" w:space="1"/>
+          <w:bdr w:val="thick" w:color="808080" w:sz="18" w:space="1"/>
         </w:rPr>
         <w:t xml:space="preserve"> thick </w:t>
       </w:r>
@@ -642,7 +642,7 @@
         <w:rPr>
           <w:rFonts w:ascii="Calibri" w:hAnsi="Calibri"/>
           <w:sz w:val="20"/>
-          <w:bdr w:val="double" w:color="808080" w:sz="6" w:space="1"/>
+          <w:bdr w:val="double" w:color="808080" w:sz="18" w:space="1"/>
         </w:rPr>
         <w:t xml:space="preserve"> double </w:t>
       </w:r>
@@ -657,7 +657,7 @@
         <w:rPr>
           <w:rFonts w:ascii="Calibri" w:hAnsi="Calibri"/>
           <w:sz w:val="20"/>
-          <w:bdr w:val="dotted" w:color="808080" w:sz="6" w:space="1"/>
+          <w:bdr w:val="dotted" w:color="808080" w:sz="18" w:space="1"/>
         </w:rPr>
         <w:t xml:space="preserve"> dotted </w:t>
       </w:r>
@@ -672,7 +672,7 @@
         <w:rPr>
           <w:rFonts w:ascii="Calibri" w:hAnsi="Calibri"/>
           <w:sz w:val="20"/>
-          <w:bdr w:val="dashed" w:color="808080" w:sz="6" w:space="1"/>
+          <w:bdr w:val="dashed" w:color="808080" w:sz="18" w:space="1"/>
         </w:rPr>
         <w:t xml:space="preserve"> dashed </w:t>
       </w:r>
@@ -687,7 +687,7 @@
         <w:rPr>
           <w:rFonts w:ascii="Calibri" w:hAnsi="Calibri"/>
           <w:sz w:val="20"/>
-          <w:bdr w:val="dotDash" w:color="808080" w:sz="6" w:space="1"/>
+          <w:bdr w:val="dotDash" w:color="808080" w:sz="18" w:space="1"/>
         </w:rPr>
         <w:t xml:space="preserve"> dotDash </w:t>
       </w:r>
@@ -704,7 +704,7 @@
         <w:rPr>
           <w:rFonts w:ascii="Calibri" w:hAnsi="Calibri"/>
           <w:sz w:val="20"/>
-          <w:bdr w:val="dotDotDash" w:color="808080" w:sz="6" w:space="1"/>
+          <w:bdr w:val="dotDotDash" w:color="808080" w:sz="18" w:space="1"/>
         </w:rPr>
         <w:t xml:space="preserve"> dotDotDash </w:t>
       </w:r>
@@ -719,7 +719,7 @@
         <w:rPr>
           <w:rFonts w:ascii="Calibri" w:hAnsi="Calibri"/>
           <w:sz w:val="20"/>
-          <w:bdr w:val="triple" w:color="808080" w:sz="6" w:space="1"/>
+          <w:bdr w:val="triple" w:color="808080" w:sz="18" w:space="1"/>
         </w:rPr>
         <w:t xml:space="preserve"> triple </w:t>
       </w:r>
@@ -734,7 +734,7 @@
         <w:rPr>
           <w:rFonts w:ascii="Calibri" w:hAnsi="Calibri"/>
           <w:sz w:val="20"/>
-          <w:bdr w:val="thinThickSmallGap" w:color="808080" w:sz="6" w:space="1"/>
+          <w:bdr w:val="thinThickSmallGap" w:color="808080" w:sz="18" w:space="1"/>
         </w:rPr>
         <w:t xml:space="preserve"> thinThickSmallGap </w:t>
       </w:r>
@@ -749,7 +749,7 @@
         <w:rPr>
           <w:rFonts w:ascii="Calibri" w:hAnsi="Calibri"/>
           <w:sz w:val="20"/>
-          <w:bdr w:val="thickThinSmallGap" w:color="808080" w:sz="6" w:space="1"/>
+          <w:bdr w:val="thickThinSmallGap" w:color="808080" w:sz="18" w:space="1"/>
         </w:rPr>
         <w:t xml:space="preserve"> thickThinSmallGap </w:t>
       </w:r>
@@ -766,7 +766,7 @@
         <w:rPr>
           <w:rFonts w:ascii="Calibri" w:hAnsi="Calibri"/>
           <w:sz w:val="20"/>
-          <w:bdr w:val="thinThickThinSmallGap" w:color="808080" w:sz="6" w:space="1"/>
+          <w:bdr w:val="thinThickThinSmallGap" w:color="808080" w:sz="18" w:space="1"/>
         </w:rPr>
         <w:t xml:space="preserve"> thinThickThinSmallGap </w:t>
       </w:r>
@@ -781,7 +781,7 @@
         <w:rPr>
           <w:rFonts w:ascii="Calibri" w:hAnsi="Calibri"/>
           <w:sz w:val="20"/>
-          <w:bdr w:val="thinThickMediumGap" w:color="808080" w:sz="6" w:space="1"/>
+          <w:bdr w:val="thinThickMediumGap" w:color="808080" w:sz="18" w:space="1"/>
         </w:rPr>
         <w:t xml:space="preserve"> thinThickMediumGap </w:t>
       </w:r>
@@ -796,7 +796,7 @@
         <w:rPr>
           <w:rFonts w:ascii="Calibri" w:hAnsi="Calibri"/>
           <w:sz w:val="20"/>
-          <w:bdr w:val="thickThinMediumGap" w:color="808080" w:sz="6" w:space="1"/>
+          <w:bdr w:val="thickThinMediumGap" w:color="808080" w:sz="18" w:space="1"/>
         </w:rPr>
         <w:t xml:space="preserve"> thickThinMediumGap </w:t>
       </w:r>
@@ -811,7 +811,7 @@
         <w:rPr>
           <w:rFonts w:ascii="Calibri" w:hAnsi="Calibri"/>
           <w:sz w:val="20"/>
-          <w:bdr w:val="thinThickThinMediumGap" w:color="808080" w:sz="6" w:space="1"/>
+          <w:bdr w:val="thinThickThinMediumGap" w:color="808080" w:sz="18" w:space="1"/>
         </w:rPr>
         <w:t xml:space="preserve"> thinThickThinMediumGap </w:t>
       </w:r>
@@ -828,7 +828,7 @@
         <w:rPr>
           <w:rFonts w:ascii="Calibri" w:hAnsi="Calibri"/>
           <w:sz w:val="20"/>
-          <w:bdr w:val="thinThickLargeGap" w:color="808080" w:sz="6" w:space="1"/>
+          <w:bdr w:val="thinThickLargeGap" w:color="808080" w:sz="18" w:space="1"/>
         </w:rPr>
         <w:t xml:space="preserve"> thinThickLargeGap </w:t>
       </w:r>
@@ -843,7 +843,7 @@
         <w:rPr>
           <w:rFonts w:ascii="Calibri" w:hAnsi="Calibri"/>
           <w:sz w:val="20"/>
-          <w:bdr w:val="thickThinLargeGap" w:color="808080" w:sz="6" w:space="1"/>
+          <w:bdr w:val="thickThinLargeGap" w:color="808080" w:sz="18" w:space="1"/>
         </w:rPr>
         <w:t xml:space="preserve"> thickThinLargeGap </w:t>
       </w:r>
@@ -858,7 +858,7 @@
         <w:rPr>
           <w:rFonts w:ascii="Calibri" w:hAnsi="Calibri"/>
           <w:sz w:val="20"/>
-          <w:bdr w:val="thinThickThinLargeGap" w:color="808080" w:sz="6" w:space="1"/>
+          <w:bdr w:val="thinThickThinLargeGap" w:color="808080" w:sz="18" w:space="1"/>
         </w:rPr>
         <w:t xml:space="preserve"> thinThickThinLargeGap </w:t>
       </w:r>
@@ -873,7 +873,7 @@
         <w:rPr>
           <w:rFonts w:ascii="Calibri" w:hAnsi="Calibri"/>
           <w:sz w:val="20"/>
-          <w:bdr w:val="wave" w:color="808080" w:sz="6" w:space="1"/>
+          <w:bdr w:val="wave" w:color="808080" w:sz="18" w:space="1"/>
         </w:rPr>
         <w:t xml:space="preserve"> wave </w:t>
       </w:r>
@@ -890,7 +890,7 @@
         <w:rPr>
           <w:rFonts w:ascii="Calibri" w:hAnsi="Calibri"/>
           <w:sz w:val="20"/>
-          <w:bdr w:val="doubleWave" w:color="808080" w:sz="6" w:space="1"/>
+          <w:bdr w:val="doubleWave" w:color="808080" w:sz="18" w:space="1"/>
         </w:rPr>
         <w:t xml:space="preserve"> doubleWave </w:t>
       </w:r>
@@ -905,7 +905,7 @@
         <w:rPr>
           <w:rFonts w:ascii="Calibri" w:hAnsi="Calibri"/>
           <w:sz w:val="20"/>
-          <w:bdr w:val="dashSmallGap" w:color="808080" w:sz="6" w:space="1"/>
+          <w:bdr w:val="dashSmallGap" w:color="808080" w:sz="18" w:space="1"/>
         </w:rPr>
         <w:t xml:space="preserve"> dashSmallGap </w:t>
       </w:r>
@@ -920,7 +920,7 @@
         <w:rPr>
           <w:rFonts w:ascii="Calibri" w:hAnsi="Calibri"/>
           <w:sz w:val="20"/>
-          <w:bdr w:val="dashDotStroked" w:color="808080" w:sz="6" w:space="1"/>
+          <w:bdr w:val="dashDotStroked" w:color="808080" w:sz="18" w:space="1"/>
         </w:rPr>
         <w:t xml:space="preserve"> dashDotStroked </w:t>
       </w:r>
@@ -935,7 +935,7 @@
         <w:rPr>
           <w:rFonts w:ascii="Calibri" w:hAnsi="Calibri"/>
           <w:sz w:val="20"/>
-          <w:bdr w:val="threeDEmboss" w:color="808080" w:sz="6" w:space="1"/>
+          <w:bdr w:val="threeDEmboss" w:color="808080" w:sz="18" w:space="1"/>
         </w:rPr>
         <w:t xml:space="preserve"> threeDEmboss </w:t>
       </w:r>
@@ -952,7 +952,7 @@
         <w:rPr>
           <w:rFonts w:ascii="Calibri" w:hAnsi="Calibri"/>
           <w:sz w:val="20"/>
-          <w:bdr w:val="threeDEngrave" w:color="808080" w:sz="6" w:space="1"/>
+          <w:bdr w:val="threeDEngrave" w:color="808080" w:sz="18" w:space="1"/>
         </w:rPr>
         <w:t xml:space="preserve"> threeDEngrave </w:t>
       </w:r>
@@ -967,7 +967,7 @@
         <w:rPr>
           <w:rFonts w:ascii="Calibri" w:hAnsi="Calibri"/>
           <w:sz w:val="20"/>
-          <w:bdr w:val="outset" w:color="808080" w:sz="6" w:space="1"/>
+          <w:bdr w:val="outset" w:color="808080" w:sz="18" w:space="1"/>
         </w:rPr>
         <w:t xml:space="preserve"> outset </w:t>
       </w:r>
@@ -982,7 +982,7 @@
         <w:rPr>
           <w:rFonts w:ascii="Calibri" w:hAnsi="Calibri"/>
           <w:sz w:val="20"/>
-          <w:bdr w:val="inset" w:color="808080" w:sz="6" w:space="1"/>
+          <w:bdr w:val="inset" w:color="808080" w:sz="18" w:space="1"/>
         </w:rPr>
         <w:t xml:space="preserve"> inset </w:t>
       </w:r>
@@ -1734,10 +1734,10 @@
           <w:tcPr>
             <w:tcW w:w="2600" w:type="dxa"/>
             <w:tcBorders>
-              <w:top w:val="single" w:color="000000" w:sz="8" w:space="0"/>
-              <w:left w:val="single" w:color="000000" w:sz="8" w:space="0"/>
-              <w:bottom w:val="single" w:color="000000" w:sz="8" w:space="0"/>
-              <w:right w:val="single" w:color="000000" w:sz="8" w:space="0"/>
+              <w:top w:val="single" w:color="000000" w:sz="18" w:space="0"/>
+              <w:left w:val="single" w:color="000000" w:sz="18" w:space="0"/>
+              <w:bottom w:val="single" w:color="000000" w:sz="18" w:space="0"/>
+              <w:right w:val="single" w:color="000000" w:sz="18" w:space="0"/>
             </w:tcBorders>
           </w:tcPr>
           <w:p>
@@ -1754,10 +1754,10 @@
           <w:tcPr>
             <w:tcW w:w="2600" w:type="dxa"/>
             <w:tcBorders>
-              <w:top w:val="single" w:color="000000" w:sz="8" w:space="0"/>
-              <w:left w:val="single" w:color="000000" w:sz="8" w:space="0"/>
-              <w:bottom w:val="single" w:color="000000" w:sz="8" w:space="0"/>
-              <w:right w:val="single" w:color="000000" w:sz="8" w:space="0"/>
+              <w:top w:val="single" w:color="000000" w:sz="18" w:space="0"/>
+              <w:left w:val="single" w:color="000000" w:sz="18" w:space="0"/>
+              <w:bottom w:val="single" w:color="000000" w:sz="18" w:space="0"/>
+              <w:right w:val="single" w:color="000000" w:sz="18" w:space="0"/>
             </w:tcBorders>
           </w:tcPr>
           <w:p>
@@ -1774,10 +1774,10 @@
           <w:tcPr>
             <w:tcW w:w="2600" w:type="dxa"/>
             <w:tcBorders>
-              <w:top w:val="single" w:color="000000" w:sz="8" w:space="0"/>
-              <w:left w:val="single" w:color="000000" w:sz="8" w:space="0"/>
-              <w:bottom w:val="single" w:color="000000" w:sz="8" w:space="0"/>
-              <w:right w:val="single" w:color="000000" w:sz="8" w:space="0"/>
+              <w:top w:val="single" w:color="000000" w:sz="18" w:space="0"/>
+              <w:left w:val="single" w:color="000000" w:sz="18" w:space="0"/>
+              <w:bottom w:val="single" w:color="000000" w:sz="18" w:space="0"/>
+              <w:right w:val="single" w:color="000000" w:sz="18" w:space="0"/>
             </w:tcBorders>
           </w:tcPr>
           <w:p>
@@ -1796,10 +1796,10 @@
           <w:tcPr>
             <w:tcW w:w="2600" w:type="dxa"/>
             <w:tcBorders>
-              <w:top w:val="thick" w:color="000000" w:sz="8" w:space="0"/>
-              <w:left w:val="thick" w:color="000000" w:sz="8" w:space="0"/>
-              <w:bottom w:val="thick" w:color="000000" w:sz="8" w:space="0"/>
-              <w:right w:val="thick" w:color="000000" w:sz="8" w:space="0"/>
+              <w:top w:val="thick" w:color="000000" w:sz="18" w:space="0"/>
+              <w:left w:val="thick" w:color="000000" w:sz="18" w:space="0"/>
+              <w:bottom w:val="thick" w:color="000000" w:sz="18" w:space="0"/>
+              <w:right w:val="thick" w:color="000000" w:sz="18" w:space="0"/>
             </w:tcBorders>
           </w:tcPr>
           <w:p>
@@ -1816,10 +1816,10 @@
           <w:tcPr>
             <w:tcW w:w="2600" w:type="dxa"/>
             <w:tcBorders>
-              <w:top w:val="thick" w:color="000000" w:sz="8" w:space="0"/>
-              <w:left w:val="thick" w:color="000000" w:sz="8" w:space="0"/>
-              <w:bottom w:val="thick" w:color="000000" w:sz="8" w:space="0"/>
-              <w:right w:val="thick" w:color="000000" w:sz="8" w:space="0"/>
+              <w:top w:val="thick" w:color="000000" w:sz="18" w:space="0"/>
+              <w:left w:val="thick" w:color="000000" w:sz="18" w:space="0"/>
+              <w:bottom w:val="thick" w:color="000000" w:sz="18" w:space="0"/>
+              <w:right w:val="thick" w:color="000000" w:sz="18" w:space="0"/>
             </w:tcBorders>
           </w:tcPr>
           <w:p>
@@ -1836,10 +1836,10 @@
           <w:tcPr>
             <w:tcW w:w="2600" w:type="dxa"/>
             <w:tcBorders>
-              <w:top w:val="thick" w:color="000000" w:sz="8" w:space="0"/>
-              <w:left w:val="thick" w:color="000000" w:sz="8" w:space="0"/>
-              <w:bottom w:val="thick" w:color="000000" w:sz="8" w:space="0"/>
-              <w:right w:val="thick" w:color="000000" w:sz="8" w:space="0"/>
+              <w:top w:val="thick" w:color="000000" w:sz="18" w:space="0"/>
+              <w:left w:val="thick" w:color="000000" w:sz="18" w:space="0"/>
+              <w:bottom w:val="thick" w:color="000000" w:sz="18" w:space="0"/>
+              <w:right w:val="thick" w:color="000000" w:sz="18" w:space="0"/>
             </w:tcBorders>
           </w:tcPr>
           <w:p>
@@ -1858,10 +1858,10 @@
           <w:tcPr>
             <w:tcW w:w="2600" w:type="dxa"/>
             <w:tcBorders>
-              <w:top w:val="double" w:color="000000" w:sz="8" w:space="0"/>
-              <w:left w:val="double" w:color="000000" w:sz="8" w:space="0"/>
-              <w:bottom w:val="double" w:color="000000" w:sz="8" w:space="0"/>
-              <w:right w:val="double" w:color="000000" w:sz="8" w:space="0"/>
+              <w:top w:val="double" w:color="000000" w:sz="18" w:space="0"/>
+              <w:left w:val="double" w:color="000000" w:sz="18" w:space="0"/>
+              <w:bottom w:val="double" w:color="000000" w:sz="18" w:space="0"/>
+              <w:right w:val="double" w:color="000000" w:sz="18" w:space="0"/>
             </w:tcBorders>
           </w:tcPr>
           <w:p>
@@ -1878,10 +1878,10 @@
           <w:tcPr>
             <w:tcW w:w="2600" w:type="dxa"/>
             <w:tcBorders>
-              <w:top w:val="double" w:color="000000" w:sz="8" w:space="0"/>
-              <w:left w:val="double" w:color="000000" w:sz="8" w:space="0"/>
-              <w:bottom w:val="double" w:color="000000" w:sz="8" w:space="0"/>
-              <w:right w:val="double" w:color="000000" w:sz="8" w:space="0"/>
+              <w:top w:val="double" w:color="000000" w:sz="18" w:space="0"/>
+              <w:left w:val="double" w:color="000000" w:sz="18" w:space="0"/>
+              <w:bottom w:val="double" w:color="000000" w:sz="18" w:space="0"/>
+              <w:right w:val="double" w:color="000000" w:sz="18" w:space="0"/>
             </w:tcBorders>
           </w:tcPr>
           <w:p>
@@ -1898,10 +1898,10 @@
           <w:tcPr>
             <w:tcW w:w="2600" w:type="dxa"/>
             <w:tcBorders>
-              <w:top w:val="double" w:color="000000" w:sz="8" w:space="0"/>
-              <w:left w:val="double" w:color="000000" w:sz="8" w:space="0"/>
-              <w:bottom w:val="double" w:color="000000" w:sz="8" w:space="0"/>
-              <w:right w:val="double" w:color="000000" w:sz="8" w:space="0"/>
+              <w:top w:val="double" w:color="000000" w:sz="18" w:space="0"/>
+              <w:left w:val="double" w:color="000000" w:sz="18" w:space="0"/>
+              <w:bottom w:val="double" w:color="000000" w:sz="18" w:space="0"/>
+              <w:right w:val="double" w:color="000000" w:sz="18" w:space="0"/>
             </w:tcBorders>
           </w:tcPr>
           <w:p>
@@ -1920,10 +1920,10 @@
           <w:tcPr>
             <w:tcW w:w="2600" w:type="dxa"/>
             <w:tcBorders>
-              <w:top w:val="dotted" w:color="000000" w:sz="8" w:space="0"/>
-              <w:left w:val="dotted" w:color="000000" w:sz="8" w:space="0"/>
-              <w:bottom w:val="dotted" w:color="000000" w:sz="8" w:space="0"/>
-              <w:right w:val="dotted" w:color="000000" w:sz="8" w:space="0"/>
+              <w:top w:val="dotted" w:color="000000" w:sz="18" w:space="0"/>
+              <w:left w:val="dotted" w:color="000000" w:sz="18" w:space="0"/>
+              <w:bottom w:val="dotted" w:color="000000" w:sz="18" w:space="0"/>
+              <w:right w:val="dotted" w:color="000000" w:sz="18" w:space="0"/>
             </w:tcBorders>
           </w:tcPr>
           <w:p>
@@ -1940,10 +1940,10 @@
           <w:tcPr>
             <w:tcW w:w="2600" w:type="dxa"/>
             <w:tcBorders>
-              <w:top w:val="dotted" w:color="000000" w:sz="8" w:space="0"/>
-              <w:left w:val="dotted" w:color="000000" w:sz="8" w:space="0"/>
-              <w:bottom w:val="dotted" w:color="000000" w:sz="8" w:space="0"/>
-              <w:right w:val="dotted" w:color="000000" w:sz="8" w:space="0"/>
+              <w:top w:val="dotted" w:color="000000" w:sz="18" w:space="0"/>
+              <w:left w:val="dotted" w:color="000000" w:sz="18" w:space="0"/>
+              <w:bottom w:val="dotted" w:color="000000" w:sz="18" w:space="0"/>
+              <w:right w:val="dotted" w:color="000000" w:sz="18" w:space="0"/>
             </w:tcBorders>
           </w:tcPr>
           <w:p>
@@ -1960,10 +1960,10 @@
           <w:tcPr>
             <w:tcW w:w="2600" w:type="dxa"/>
             <w:tcBorders>
-              <w:top w:val="dotted" w:color="000000" w:sz="8" w:space="0"/>
-              <w:left w:val="dotted" w:color="000000" w:sz="8" w:space="0"/>
-              <w:bottom w:val="dotted" w:color="000000" w:sz="8" w:space="0"/>
-              <w:right w:val="dotted" w:color="000000" w:sz="8" w:space="0"/>
+              <w:top w:val="dotted" w:color="000000" w:sz="18" w:space="0"/>
+              <w:left w:val="dotted" w:color="000000" w:sz="18" w:space="0"/>
+              <w:bottom w:val="dotted" w:color="000000" w:sz="18" w:space="0"/>
+              <w:right w:val="dotted" w:color="000000" w:sz="18" w:space="0"/>
             </w:tcBorders>
           </w:tcPr>
           <w:p>
@@ -1982,10 +1982,10 @@
           <w:tcPr>
             <w:tcW w:w="2600" w:type="dxa"/>
             <w:tcBorders>
-              <w:top w:val="dashed" w:color="000000" w:sz="8" w:space="0"/>
-              <w:left w:val="dashed" w:color="000000" w:sz="8" w:space="0"/>
-              <w:bottom w:val="dashed" w:color="000000" w:sz="8" w:space="0"/>
-              <w:right w:val="dashed" w:color="000000" w:sz="8" w:space="0"/>
+              <w:top w:val="dashed" w:color="000000" w:sz="18" w:space="0"/>
+              <w:left w:val="dashed" w:color="000000" w:sz="18" w:space="0"/>
+              <w:bottom w:val="dashed" w:color="000000" w:sz="18" w:space="0"/>
+              <w:right w:val="dashed" w:color="000000" w:sz="18" w:space="0"/>
             </w:tcBorders>
           </w:tcPr>
           <w:p>
@@ -2002,10 +2002,10 @@
           <w:tcPr>
             <w:tcW w:w="2600" w:type="dxa"/>
             <w:tcBorders>
-              <w:top w:val="dashed" w:color="000000" w:sz="8" w:space="0"/>
-              <w:left w:val="dashed" w:color="000000" w:sz="8" w:space="0"/>
-              <w:bottom w:val="dashed" w:color="000000" w:sz="8" w:space="0"/>
-              <w:right w:val="dashed" w:color="000000" w:sz="8" w:space="0"/>
+              <w:top w:val="dashed" w:color="000000" w:sz="18" w:space="0"/>
+              <w:left w:val="dashed" w:color="000000" w:sz="18" w:space="0"/>
+              <w:bottom w:val="dashed" w:color="000000" w:sz="18" w:space="0"/>
+              <w:right w:val="dashed" w:color="000000" w:sz="18" w:space="0"/>
             </w:tcBorders>
           </w:tcPr>
           <w:p>
@@ -2022,10 +2022,10 @@
           <w:tcPr>
             <w:tcW w:w="2600" w:type="dxa"/>
             <w:tcBorders>
-              <w:top w:val="dashed" w:color="000000" w:sz="8" w:space="0"/>
-              <w:left w:val="dashed" w:color="000000" w:sz="8" w:space="0"/>
-              <w:bottom w:val="dashed" w:color="000000" w:sz="8" w:space="0"/>
-              <w:right w:val="dashed" w:color="000000" w:sz="8" w:space="0"/>
+              <w:top w:val="dashed" w:color="000000" w:sz="18" w:space="0"/>
+              <w:left w:val="dashed" w:color="000000" w:sz="18" w:space="0"/>
+              <w:bottom w:val="dashed" w:color="000000" w:sz="18" w:space="0"/>
+              <w:right w:val="dashed" w:color="000000" w:sz="18" w:space="0"/>
             </w:tcBorders>
           </w:tcPr>
           <w:p>
@@ -2044,10 +2044,10 @@
           <w:tcPr>
             <w:tcW w:w="2600" w:type="dxa"/>
             <w:tcBorders>
-              <w:top w:val="dotDash" w:color="000000" w:sz="8" w:space="0"/>
-              <w:left w:val="dotDash" w:color="000000" w:sz="8" w:space="0"/>
-              <w:bottom w:val="dotDash" w:color="000000" w:sz="8" w:space="0"/>
-              <w:right w:val="dotDash" w:color="000000" w:sz="8" w:space="0"/>
+              <w:top w:val="dotDash" w:color="000000" w:sz="18" w:space="0"/>
+              <w:left w:val="dotDash" w:color="000000" w:sz="18" w:space="0"/>
+              <w:bottom w:val="dotDash" w:color="000000" w:sz="18" w:space="0"/>
+              <w:right w:val="dotDash" w:color="000000" w:sz="18" w:space="0"/>
             </w:tcBorders>
           </w:tcPr>
           <w:p>
@@ -2064,10 +2064,10 @@
           <w:tcPr>
             <w:tcW w:w="2600" w:type="dxa"/>
             <w:tcBorders>
-              <w:top w:val="dotDash" w:color="000000" w:sz="8" w:space="0"/>
-              <w:left w:val="dotDash" w:color="000000" w:sz="8" w:space="0"/>
-              <w:bottom w:val="dotDash" w:color="000000" w:sz="8" w:space="0"/>
-              <w:right w:val="dotDash" w:color="000000" w:sz="8" w:space="0"/>
+              <w:top w:val="dotDash" w:color="000000" w:sz="18" w:space="0"/>
+              <w:left w:val="dotDash" w:color="000000" w:sz="18" w:space="0"/>
+              <w:bottom w:val="dotDash" w:color="000000" w:sz="18" w:space="0"/>
+              <w:right w:val="dotDash" w:color="000000" w:sz="18" w:space="0"/>
             </w:tcBorders>
           </w:tcPr>
           <w:p>
@@ -2084,10 +2084,10 @@
           <w:tcPr>
             <w:tcW w:w="2600" w:type="dxa"/>
             <w:tcBorders>
-              <w:top w:val="dotDash" w:color="000000" w:sz="8" w:space="0"/>
-              <w:left w:val="dotDash" w:color="000000" w:sz="8" w:space="0"/>
-              <w:bottom w:val="dotDash" w:color="000000" w:sz="8" w:space="0"/>
-              <w:right w:val="dotDash" w:color="000000" w:sz="8" w:space="0"/>
+              <w:top w:val="dotDash" w:color="000000" w:sz="18" w:space="0"/>
+              <w:left w:val="dotDash" w:color="000000" w:sz="18" w:space="0"/>
+              <w:bottom w:val="dotDash" w:color="000000" w:sz="18" w:space="0"/>
+              <w:right w:val="dotDash" w:color="000000" w:sz="18" w:space="0"/>
             </w:tcBorders>
           </w:tcPr>
           <w:p>
@@ -2106,10 +2106,10 @@
           <w:tcPr>
             <w:tcW w:w="2600" w:type="dxa"/>
             <w:tcBorders>
-              <w:top w:val="triple" w:color="000000" w:sz="8" w:space="0"/>
-              <w:left w:val="triple" w:color="000000" w:sz="8" w:space="0"/>
-              <w:bottom w:val="triple" w:color="000000" w:sz="8" w:space="0"/>
-              <w:right w:val="triple" w:color="000000" w:sz="8" w:space="0"/>
+              <w:top w:val="triple" w:color="000000" w:sz="18" w:space="0"/>
+              <w:left w:val="triple" w:color="000000" w:sz="18" w:space="0"/>
+              <w:bottom w:val="triple" w:color="000000" w:sz="18" w:space="0"/>
+              <w:right w:val="triple" w:color="000000" w:sz="18" w:space="0"/>
             </w:tcBorders>
           </w:tcPr>
           <w:p>
@@ -2126,10 +2126,10 @@
           <w:tcPr>
             <w:tcW w:w="2600" w:type="dxa"/>
             <w:tcBorders>
-              <w:top w:val="triple" w:color="000000" w:sz="8" w:space="0"/>
-              <w:left w:val="triple" w:color="000000" w:sz="8" w:space="0"/>
-              <w:bottom w:val="triple" w:color="000000" w:sz="8" w:space="0"/>
-              <w:right w:val="triple" w:color="000000" w:sz="8" w:space="0"/>
+              <w:top w:val="triple" w:color="000000" w:sz="18" w:space="0"/>
+              <w:left w:val="triple" w:color="000000" w:sz="18" w:space="0"/>
+              <w:bottom w:val="triple" w:color="000000" w:sz="18" w:space="0"/>
+              <w:right w:val="triple" w:color="000000" w:sz="18" w:space="0"/>
             </w:tcBorders>
           </w:tcPr>
           <w:p>
@@ -2146,10 +2146,10 @@
           <w:tcPr>
             <w:tcW w:w="2600" w:type="dxa"/>
             <w:tcBorders>
-              <w:top w:val="triple" w:color="000000" w:sz="8" w:space="0"/>
-              <w:left w:val="triple" w:color="000000" w:sz="8" w:space="0"/>
-              <w:bottom w:val="triple" w:color="000000" w:sz="8" w:space="0"/>
-              <w:right w:val="triple" w:color="000000" w:sz="8" w:space="0"/>
+              <w:top w:val="triple" w:color="000000" w:sz="18" w:space="0"/>
+              <w:left w:val="triple" w:color="000000" w:sz="18" w:space="0"/>
+              <w:bottom w:val="triple" w:color="000000" w:sz="18" w:space="0"/>
+              <w:right w:val="triple" w:color="000000" w:sz="18" w:space="0"/>
             </w:tcBorders>
           </w:tcPr>
           <w:p>
@@ -2168,10 +2168,10 @@
           <w:tcPr>
             <w:tcW w:w="2600" w:type="dxa"/>
             <w:tcBorders>
-              <w:top w:val="wave" w:color="000000" w:sz="8" w:space="0"/>
-              <w:left w:val="wave" w:color="000000" w:sz="8" w:space="0"/>
-              <w:bottom w:val="wave" w:color="000000" w:sz="8" w:space="0"/>
-              <w:right w:val="wave" w:color="000000" w:sz="8" w:space="0"/>
+              <w:top w:val="wave" w:color="000000" w:sz="18" w:space="0"/>
+              <w:left w:val="wave" w:color="000000" w:sz="18" w:space="0"/>
+              <w:bottom w:val="wave" w:color="000000" w:sz="18" w:space="0"/>
+              <w:right w:val="wave" w:color="000000" w:sz="18" w:space="0"/>
             </w:tcBorders>
           </w:tcPr>
           <w:p>
@@ -2188,10 +2188,10 @@
           <w:tcPr>
             <w:tcW w:w="2600" w:type="dxa"/>
             <w:tcBorders>
-              <w:top w:val="wave" w:color="000000" w:sz="8" w:space="0"/>
-              <w:left w:val="wave" w:color="000000" w:sz="8" w:space="0"/>
-              <w:bottom w:val="wave" w:color="000000" w:sz="8" w:space="0"/>
-              <w:right w:val="wave" w:color="000000" w:sz="8" w:space="0"/>
+              <w:top w:val="wave" w:color="000000" w:sz="18" w:space="0"/>
+              <w:left w:val="wave" w:color="000000" w:sz="18" w:space="0"/>
+              <w:bottom w:val="wave" w:color="000000" w:sz="18" w:space="0"/>
+              <w:right w:val="wave" w:color="000000" w:sz="18" w:space="0"/>
             </w:tcBorders>
           </w:tcPr>
           <w:p>
@@ -2208,10 +2208,10 @@
           <w:tcPr>
             <w:tcW w:w="2600" w:type="dxa"/>
             <w:tcBorders>
-              <w:top w:val="wave" w:color="000000" w:sz="8" w:space="0"/>
-              <w:left w:val="wave" w:color="000000" w:sz="8" w:space="0"/>
-              <w:bottom w:val="wave" w:color="000000" w:sz="8" w:space="0"/>
-              <w:right w:val="wave" w:color="000000" w:sz="8" w:space="0"/>
+              <w:top w:val="wave" w:color="000000" w:sz="18" w:space="0"/>
+              <w:left w:val="wave" w:color="000000" w:sz="18" w:space="0"/>
+              <w:bottom w:val="wave" w:color="000000" w:sz="18" w:space="0"/>
+              <w:right w:val="wave" w:color="000000" w:sz="18" w:space="0"/>
             </w:tcBorders>
           </w:tcPr>
           <w:p>
@@ -2230,10 +2230,10 @@
           <w:tcPr>
             <w:tcW w:w="2600" w:type="dxa"/>
             <w:tcBorders>
-              <w:top w:val="threeDEmboss" w:color="000000" w:sz="8" w:space="0"/>
-              <w:left w:val="threeDEmboss" w:color="000000" w:sz="8" w:space="0"/>
-              <w:bottom w:val="threeDEmboss" w:color="000000" w:sz="8" w:space="0"/>
-              <w:right w:val="threeDEmboss" w:color="000000" w:sz="8" w:space="0"/>
+              <w:top w:val="threeDEmboss" w:color="000000" w:sz="18" w:space="0"/>
+              <w:left w:val="threeDEmboss" w:color="000000" w:sz="18" w:space="0"/>
+              <w:bottom w:val="threeDEmboss" w:color="000000" w:sz="18" w:space="0"/>
+              <w:right w:val="threeDEmboss" w:color="000000" w:sz="18" w:space="0"/>
             </w:tcBorders>
           </w:tcPr>
           <w:p>
@@ -2250,10 +2250,10 @@
           <w:tcPr>
             <w:tcW w:w="2600" w:type="dxa"/>
             <w:tcBorders>
-              <w:top w:val="threeDEmboss" w:color="000000" w:sz="8" w:space="0"/>
-              <w:left w:val="threeDEmboss" w:color="000000" w:sz="8" w:space="0"/>
-              <w:bottom w:val="threeDEmboss" w:color="000000" w:sz="8" w:space="0"/>
-              <w:right w:val="threeDEmboss" w:color="000000" w:sz="8" w:space="0"/>
+              <w:top w:val="threeDEmboss" w:color="000000" w:sz="18" w:space="0"/>
+              <w:left w:val="threeDEmboss" w:color="000000" w:sz="18" w:space="0"/>
+              <w:bottom w:val="threeDEmboss" w:color="000000" w:sz="18" w:space="0"/>
+              <w:right w:val="threeDEmboss" w:color="000000" w:sz="18" w:space="0"/>
             </w:tcBorders>
           </w:tcPr>
           <w:p>
@@ -2270,10 +2270,10 @@
           <w:tcPr>
             <w:tcW w:w="2600" w:type="dxa"/>
             <w:tcBorders>
-              <w:top w:val="threeDEmboss" w:color="000000" w:sz="8" w:space="0"/>
-              <w:left w:val="threeDEmboss" w:color="000000" w:sz="8" w:space="0"/>
-              <w:bottom w:val="threeDEmboss" w:color="000000" w:sz="8" w:space="0"/>
-              <w:right w:val="threeDEmboss" w:color="000000" w:sz="8" w:space="0"/>
+              <w:top w:val="threeDEmboss" w:color="000000" w:sz="18" w:space="0"/>
+              <w:left w:val="threeDEmboss" w:color="000000" w:sz="18" w:space="0"/>
+              <w:bottom w:val="threeDEmboss" w:color="000000" w:sz="18" w:space="0"/>
+              <w:right w:val="threeDEmboss" w:color="000000" w:sz="18" w:space="0"/>
             </w:tcBorders>
           </w:tcPr>
           <w:p>
@@ -2292,10 +2292,10 @@
           <w:tcPr>
             <w:tcW w:w="2600" w:type="dxa"/>
             <w:tcBorders>
-              <w:top w:val="inset" w:color="000000" w:sz="8" w:space="0"/>
-              <w:left w:val="inset" w:color="000000" w:sz="8" w:space="0"/>
-              <w:bottom w:val="inset" w:color="000000" w:sz="8" w:space="0"/>
-              <w:right w:val="inset" w:color="000000" w:sz="8" w:space="0"/>
+              <w:top w:val="inset" w:color="000000" w:sz="18" w:space="0"/>
+              <w:left w:val="inset" w:color="000000" w:sz="18" w:space="0"/>
+              <w:bottom w:val="inset" w:color="000000" w:sz="18" w:space="0"/>
+              <w:right w:val="inset" w:color="000000" w:sz="18" w:space="0"/>
             </w:tcBorders>
           </w:tcPr>
           <w:p>
@@ -2312,10 +2312,10 @@
           <w:tcPr>
             <w:tcW w:w="2600" w:type="dxa"/>
             <w:tcBorders>
-              <w:top w:val="inset" w:color="000000" w:sz="8" w:space="0"/>
-              <w:left w:val="inset" w:color="000000" w:sz="8" w:space="0"/>
-              <w:bottom w:val="inset" w:color="000000" w:sz="8" w:space="0"/>
-              <w:right w:val="inset" w:color="000000" w:sz="8" w:space="0"/>
+              <w:top w:val="inset" w:color="000000" w:sz="18" w:space="0"/>
+              <w:left w:val="inset" w:color="000000" w:sz="18" w:space="0"/>
+              <w:bottom w:val="inset" w:color="000000" w:sz="18" w:space="0"/>
+              <w:right w:val="inset" w:color="000000" w:sz="18" w:space="0"/>
             </w:tcBorders>
           </w:tcPr>
           <w:p>
@@ -2332,10 +2332,10 @@
           <w:tcPr>
             <w:tcW w:w="2600" w:type="dxa"/>
             <w:tcBorders>
-              <w:top w:val="inset" w:color="000000" w:sz="8" w:space="0"/>
-              <w:left w:val="inset" w:color="000000" w:sz="8" w:space="0"/>
-              <w:bottom w:val="inset" w:color="000000" w:sz="8" w:space="0"/>
-              <w:right w:val="inset" w:color="000000" w:sz="8" w:space="0"/>
+              <w:top w:val="inset" w:color="000000" w:sz="18" w:space="0"/>
+              <w:left w:val="inset" w:color="000000" w:sz="18" w:space="0"/>
+              <w:bottom w:val="inset" w:color="000000" w:sz="18" w:space="0"/>
+              <w:right w:val="inset" w:color="000000" w:sz="18" w:space="0"/>
             </w:tcBorders>
           </w:tcPr>
           <w:p>
